--- a/docs/VIntelligence_Army_Cyber_Brief.docx
+++ b/docs/VIntelligence_Army_Cyber_Brief.docx
@@ -787,7 +787,7 @@
           </w:tcPr>
           <w:p>
             <w:r>
-              <w:t>8.1%</w:t>
+              <w:t>10.6%</w:t>
             </w:r>
           </w:p>
         </w:tc>
@@ -871,7 +871,7 @@
         <w:t xml:space="preserve">Composite: </w:t>
       </w:r>
       <w:r>
-        <w:t>embedding composite scoring also caught all four — including BOTH Volt and Salt Typhoon — at the operating point that recalls every campaign (8.1% false positives), though it cleanly separates only two of the four (USR-118, USR-156); ranking AUC ≈ 0.98.</w:t>
+        <w:t>embedding composite scoring also caught all four — including BOTH Volt and Salt Typhoon — at the operating point that recalls every campaign (10.6% false positives), though it cleanly separates only two of the four (USR-118, USR-156); ranking AUC ≈ 0.98.</w:t>
       </w:r>
     </w:p>
     <w:p>
